--- a/results/table_2.docx
+++ b/results/table_2.docx
@@ -49,7 +49,7 @@
           <w:sz w:val="24"/>
           <w:color w:val="333333"/>
         </w:rPr>
-        <w:t xml:space="default">Table 2: Implied population magnitudes by evaluation design</w:t>
+        <w:t xml:space="default">Table 1: Implied population magnitudes by evaluation design</w:t>
       </w:r>
     </w:p>
     <w:p>
